--- a/MADTRIO_BusinessVison.docx
+++ b/MADTRIO_BusinessVison.docx
@@ -694,18 +694,8 @@
                 <w:sz w:val="22"/>
                 <w:szCs w:val="22"/>
               </w:rPr>
-              <w:t xml:space="preserve">a successful solution would </w:t>
-            </w:r>
-            <w:proofErr w:type="gramStart"/>
-            <w:r>
-              <w:rPr>
-                <w:rFonts w:asciiTheme="minorHAnsi" w:hAnsiTheme="minorHAnsi" w:cstheme="minorHAnsi"/>
-                <w:sz w:val="22"/>
-                <w:szCs w:val="22"/>
-              </w:rPr>
-              <w:t>be</w:t>
-            </w:r>
-            <w:proofErr w:type="gramEnd"/>
+              <w:t>a successful solution would be</w:t>
+            </w:r>
           </w:p>
           <w:p>
             <w:pPr>
@@ -3270,27 +3260,7 @@
           <w:sz w:val="22"/>
           <w:szCs w:val="22"/>
         </w:rPr>
-        <w:t xml:space="preserve">slightly different for each type of user, for employees who need to grab or edit records it’s a matter of logging in and inputting the data/record or deleting the data/record, for higher ups the process would be </w:t>
-      </w:r>
-      <w:proofErr w:type="gramStart"/>
-      <w:r>
-        <w:rPr>
-          <w:rFonts w:asciiTheme="minorHAnsi" w:hAnsiTheme="minorHAnsi" w:cstheme="minorHAnsi"/>
-          <w:color w:val="auto"/>
-          <w:sz w:val="22"/>
-          <w:szCs w:val="22"/>
-        </w:rPr>
-        <w:t>similar</w:t>
-      </w:r>
-      <w:proofErr w:type="gramEnd"/>
-      <w:r>
-        <w:rPr>
-          <w:rFonts w:asciiTheme="minorHAnsi" w:hAnsiTheme="minorHAnsi" w:cstheme="minorHAnsi"/>
-          <w:color w:val="auto"/>
-          <w:sz w:val="22"/>
-          <w:szCs w:val="22"/>
-        </w:rPr>
-        <w:t xml:space="preserve"> but more information would be available to them and would more be centered around the running of the company and its employees.</w:t>
+        <w:t>slightly different for each type of user, for employees who need to grab or edit records it’s a matter of logging in and inputting the data/record or deleting the data/record, for higher ups the process would be similar but more information would be available to them and would more be centered around the running of the company and its employees.</w:t>
       </w:r>
       <w:r>
         <w:rPr>
@@ -3520,14 +3490,7 @@
                 <w:rFonts w:asciiTheme="minorHAnsi" w:hAnsiTheme="minorHAnsi" w:cstheme="minorHAnsi"/>
                 <w:lang w:val="en-AU"/>
               </w:rPr>
-              <w:t xml:space="preserve">Level 1 </w:t>
-            </w:r>
-            <w:r>
-              <w:rPr>
-                <w:rFonts w:asciiTheme="minorHAnsi" w:hAnsiTheme="minorHAnsi" w:cstheme="minorHAnsi"/>
-                <w:lang w:val="en-AU"/>
-              </w:rPr>
-              <w:t>of first game</w:t>
+              <w:t>Website</w:t>
             </w:r>
           </w:p>
         </w:tc>
@@ -3573,14 +3536,7 @@
                 <w:rFonts w:asciiTheme="minorHAnsi" w:hAnsiTheme="minorHAnsi" w:cstheme="minorHAnsi"/>
                 <w:lang w:val="en-AU"/>
               </w:rPr>
-              <w:t xml:space="preserve">The first playable level of </w:t>
-            </w:r>
-            <w:r>
-              <w:rPr>
-                <w:rFonts w:asciiTheme="minorHAnsi" w:hAnsiTheme="minorHAnsi" w:cstheme="minorHAnsi"/>
-                <w:lang w:val="en-AU"/>
-              </w:rPr>
-              <w:t>the first game (definitions)</w:t>
+              <w:t>Website for customers to visit</w:t>
             </w:r>
           </w:p>
         </w:tc>
@@ -3603,7 +3559,14 @@
                 <w:rFonts w:asciiTheme="minorHAnsi" w:hAnsiTheme="minorHAnsi" w:cstheme="minorHAnsi"/>
                 <w:lang w:val="en-AU"/>
               </w:rPr>
-              <w:t>4/9/15</w:t>
+              <w:t>4/9/</w:t>
+            </w:r>
+            <w:r>
+              <w:rPr>
+                <w:rFonts w:asciiTheme="minorHAnsi" w:hAnsiTheme="minorHAnsi" w:cstheme="minorHAnsi"/>
+                <w:lang w:val="en-AU"/>
+              </w:rPr>
+              <w:t>24</w:t>
             </w:r>
           </w:p>
           <w:p>
@@ -3639,14 +3602,7 @@
                 <w:rFonts w:asciiTheme="minorHAnsi" w:hAnsiTheme="minorHAnsi" w:cstheme="minorHAnsi"/>
                 <w:lang w:val="en-AU"/>
               </w:rPr>
-              <w:t xml:space="preserve">Level 2 of </w:t>
-            </w:r>
-            <w:r>
-              <w:rPr>
-                <w:rFonts w:asciiTheme="minorHAnsi" w:hAnsiTheme="minorHAnsi" w:cstheme="minorHAnsi"/>
-                <w:lang w:val="en-AU"/>
-              </w:rPr>
-              <w:t>first game</w:t>
+              <w:t>Database for car rentals</w:t>
             </w:r>
           </w:p>
         </w:tc>
@@ -3692,14 +3648,7 @@
                 <w:rFonts w:asciiTheme="minorHAnsi" w:hAnsiTheme="minorHAnsi" w:cstheme="minorHAnsi"/>
                 <w:lang w:val="en-AU"/>
               </w:rPr>
-              <w:t xml:space="preserve">Second playable level of </w:t>
-            </w:r>
-            <w:r>
-              <w:rPr>
-                <w:rFonts w:asciiTheme="minorHAnsi" w:hAnsiTheme="minorHAnsi" w:cstheme="minorHAnsi"/>
-                <w:lang w:val="en-AU"/>
-              </w:rPr>
-              <w:t>the second game (crossword)</w:t>
+              <w:t>Database for car rentals</w:t>
             </w:r>
           </w:p>
         </w:tc>
@@ -3751,7 +3700,14 @@
                 <w:lang w:val="en-AU"/>
               </w:rPr>
               <w:lastRenderedPageBreak/>
-              <w:t>Level 3 of first game</w:t>
+              <w:t>Database for c</w:t>
+            </w:r>
+            <w:r>
+              <w:rPr>
+                <w:rFonts w:asciiTheme="minorHAnsi" w:hAnsiTheme="minorHAnsi" w:cstheme="minorHAnsi"/>
+                <w:lang w:val="en-AU"/>
+              </w:rPr>
+              <w:t>ustomers</w:t>
             </w:r>
           </w:p>
         </w:tc>
@@ -3774,7 +3730,7 @@
                 <w:rFonts w:asciiTheme="minorHAnsi" w:hAnsiTheme="minorHAnsi" w:cstheme="minorHAnsi"/>
                 <w:lang w:val="en-AU"/>
               </w:rPr>
-              <w:t>High</w:t>
+              <w:t>medium</w:t>
             </w:r>
           </w:p>
         </w:tc>
@@ -3797,7 +3753,7 @@
                 <w:rFonts w:asciiTheme="minorHAnsi" w:hAnsiTheme="minorHAnsi" w:cstheme="minorHAnsi"/>
                 <w:lang w:val="en-AU"/>
               </w:rPr>
-              <w:t>Third and final playable level of each game (multiple choice)</w:t>
+              <w:t>Database for customers</w:t>
             </w:r>
           </w:p>
         </w:tc>
@@ -3820,7 +3776,21 @@
                 <w:rFonts w:asciiTheme="minorHAnsi" w:hAnsiTheme="minorHAnsi" w:cstheme="minorHAnsi"/>
                 <w:lang w:val="en-AU"/>
               </w:rPr>
-              <w:t>16/10/15</w:t>
+              <w:t>16/</w:t>
+            </w:r>
+            <w:r>
+              <w:rPr>
+                <w:rFonts w:asciiTheme="minorHAnsi" w:hAnsiTheme="minorHAnsi" w:cstheme="minorHAnsi"/>
+                <w:lang w:val="en-AU"/>
+              </w:rPr>
+              <w:t>10</w:t>
+            </w:r>
+            <w:r>
+              <w:rPr>
+                <w:rFonts w:asciiTheme="minorHAnsi" w:hAnsiTheme="minorHAnsi" w:cstheme="minorHAnsi"/>
+                <w:lang w:val="en-AU"/>
+              </w:rPr>
+              <w:t>/15</w:t>
             </w:r>
           </w:p>
         </w:tc>
@@ -3845,7 +3815,7 @@
                 <w:rFonts w:asciiTheme="minorHAnsi" w:hAnsiTheme="minorHAnsi" w:cstheme="minorHAnsi"/>
                 <w:lang w:val="en-AU"/>
               </w:rPr>
-              <w:t>Level 1 of second game</w:t>
+              <w:t>Phone app that allows for rentals</w:t>
             </w:r>
           </w:p>
         </w:tc>
@@ -3891,7 +3861,7 @@
                 <w:rFonts w:asciiTheme="minorHAnsi" w:hAnsiTheme="minorHAnsi" w:cstheme="minorHAnsi"/>
                 <w:lang w:val="en-AU"/>
               </w:rPr>
-              <w:t xml:space="preserve">The first playable level of the second game (definitions) </w:t>
+              <w:t>Phone app that allows for rentals</w:t>
             </w:r>
           </w:p>
         </w:tc>
@@ -3942,7 +3912,7 @@
                 <w:rFonts w:asciiTheme="minorHAnsi" w:hAnsiTheme="minorHAnsi" w:cstheme="minorHAnsi"/>
                 <w:lang w:val="en-AU"/>
               </w:rPr>
-              <w:t>Level 2 of second game</w:t>
+              <w:t>Manual on database management</w:t>
             </w:r>
           </w:p>
         </w:tc>
@@ -3988,7 +3958,7 @@
                 <w:rFonts w:asciiTheme="minorHAnsi" w:hAnsiTheme="minorHAnsi" w:cstheme="minorHAnsi"/>
                 <w:lang w:val="en-AU"/>
               </w:rPr>
-              <w:t>The second playable level of the second game (guess Answer with lives)</w:t>
+              <w:t>Manual on database management</w:t>
             </w:r>
           </w:p>
         </w:tc>
@@ -4036,7 +4006,7 @@
                 <w:rFonts w:asciiTheme="minorHAnsi" w:hAnsiTheme="minorHAnsi" w:cstheme="minorHAnsi"/>
                 <w:lang w:val="en-AU"/>
               </w:rPr>
-              <w:t>Level 3 of second game</w:t>
+              <w:t>Manual on database upkeep</w:t>
             </w:r>
           </w:p>
         </w:tc>
@@ -4082,7 +4052,7 @@
                 <w:rFonts w:asciiTheme="minorHAnsi" w:hAnsiTheme="minorHAnsi" w:cstheme="minorHAnsi"/>
                 <w:lang w:val="en-AU"/>
               </w:rPr>
-              <w:t>The third and final level of the second game.</w:t>
+              <w:t>Manual on database upkeep</w:t>
             </w:r>
           </w:p>
         </w:tc>
@@ -4133,7 +4103,7 @@
                 <w:rFonts w:asciiTheme="minorHAnsi" w:hAnsiTheme="minorHAnsi" w:cstheme="minorHAnsi"/>
                 <w:lang w:val="en-AU"/>
               </w:rPr>
-              <w:t>Homepage displays top 5 scores for each game</w:t>
+              <w:t xml:space="preserve">Database redundancies </w:t>
             </w:r>
           </w:p>
         </w:tc>
@@ -4156,7 +4126,7 @@
                 <w:rFonts w:asciiTheme="minorHAnsi" w:hAnsiTheme="minorHAnsi" w:cstheme="minorHAnsi"/>
                 <w:lang w:val="en-AU"/>
               </w:rPr>
-              <w:t>Med</w:t>
+              <w:t>High</w:t>
             </w:r>
           </w:p>
         </w:tc>
@@ -4298,763 +4268,6 @@
               </w:rPr>
               <w:t>4/9/15</w:t>
             </w:r>
-          </w:p>
-        </w:tc>
-      </w:tr>
-      <w:tr>
-        <w:trPr>
-          <w:cnfStyle w:val="000000100000" w:firstRow="0" w:lastRow="0" w:firstColumn="0" w:lastColumn="0" w:oddVBand="0" w:evenVBand="0" w:oddHBand="1" w:evenHBand="0" w:firstRowFirstColumn="0" w:firstRowLastColumn="0" w:lastRowFirstColumn="0" w:lastRowLastColumn="0"/>
-        </w:trPr>
-        <w:tc>
-          <w:tcPr>
-            <w:cnfStyle w:val="001000000000" w:firstRow="0" w:lastRow="0" w:firstColumn="1" w:lastColumn="0" w:oddVBand="0" w:evenVBand="0" w:oddHBand="0" w:evenHBand="0" w:firstRowFirstColumn="0" w:firstRowLastColumn="0" w:lastRowFirstColumn="0" w:lastRowLastColumn="0"/>
-            <w:tcW w:w="3085" w:type="dxa"/>
-          </w:tcPr>
-          <w:p>
-            <w:pPr>
-              <w:widowControl/>
-              <w:spacing w:after="120" w:line="259" w:lineRule="auto"/>
-              <w:rPr>
-                <w:rFonts w:asciiTheme="minorHAnsi" w:hAnsiTheme="minorHAnsi" w:cstheme="minorHAnsi"/>
-                <w:lang w:val="en-AU"/>
-              </w:rPr>
-            </w:pPr>
-            <w:r>
-              <w:rPr>
-                <w:rFonts w:asciiTheme="minorHAnsi" w:hAnsiTheme="minorHAnsi" w:cstheme="minorHAnsi"/>
-                <w:lang w:val="en-AU"/>
-              </w:rPr>
-              <w:t>Modify Administrator/coordinator details</w:t>
-            </w:r>
-          </w:p>
-        </w:tc>
-        <w:tc>
-          <w:tcPr>
-            <w:tcW w:w="992" w:type="dxa"/>
-          </w:tcPr>
-          <w:p>
-            <w:pPr>
-              <w:widowControl/>
-              <w:spacing w:after="120" w:line="259" w:lineRule="auto"/>
-              <w:cnfStyle w:val="000000100000" w:firstRow="0" w:lastRow="0" w:firstColumn="0" w:lastColumn="0" w:oddVBand="0" w:evenVBand="0" w:oddHBand="1" w:evenHBand="0" w:firstRowFirstColumn="0" w:firstRowLastColumn="0" w:lastRowFirstColumn="0" w:lastRowLastColumn="0"/>
-              <w:rPr>
-                <w:rFonts w:asciiTheme="minorHAnsi" w:hAnsiTheme="minorHAnsi" w:cstheme="minorHAnsi"/>
-                <w:lang w:val="en-AU"/>
-              </w:rPr>
-            </w:pPr>
-            <w:r>
-              <w:rPr>
-                <w:rFonts w:asciiTheme="minorHAnsi" w:hAnsiTheme="minorHAnsi" w:cstheme="minorHAnsi"/>
-                <w:lang w:val="en-AU"/>
-              </w:rPr>
-              <w:t>High</w:t>
-            </w:r>
-          </w:p>
-        </w:tc>
-        <w:tc>
-          <w:tcPr>
-            <w:tcW w:w="2835" w:type="dxa"/>
-          </w:tcPr>
-          <w:p>
-            <w:pPr>
-              <w:widowControl/>
-              <w:spacing w:after="120" w:line="259" w:lineRule="auto"/>
-              <w:cnfStyle w:val="000000100000" w:firstRow="0" w:lastRow="0" w:firstColumn="0" w:lastColumn="0" w:oddVBand="0" w:evenVBand="0" w:oddHBand="1" w:evenHBand="0" w:firstRowFirstColumn="0" w:firstRowLastColumn="0" w:lastRowFirstColumn="0" w:lastRowLastColumn="0"/>
-              <w:rPr>
-                <w:rFonts w:asciiTheme="minorHAnsi" w:hAnsiTheme="minorHAnsi" w:cstheme="minorHAnsi"/>
-                <w:lang w:val="en-AU"/>
-              </w:rPr>
-            </w:pPr>
-            <w:r>
-              <w:rPr>
-                <w:rFonts w:asciiTheme="minorHAnsi" w:hAnsiTheme="minorHAnsi" w:cstheme="minorHAnsi"/>
-                <w:lang w:val="en-AU"/>
-              </w:rPr>
-              <w:t>Webpage with settings about users and user groups</w:t>
-            </w:r>
-          </w:p>
-        </w:tc>
-        <w:tc>
-          <w:tcPr>
-            <w:tcW w:w="1206" w:type="dxa"/>
-          </w:tcPr>
-          <w:p>
-            <w:pPr>
-              <w:widowControl/>
-              <w:spacing w:after="120" w:line="259" w:lineRule="auto"/>
-              <w:cnfStyle w:val="000000100000" w:firstRow="0" w:lastRow="0" w:firstColumn="0" w:lastColumn="0" w:oddVBand="0" w:evenVBand="0" w:oddHBand="1" w:evenHBand="0" w:firstRowFirstColumn="0" w:firstRowLastColumn="0" w:lastRowFirstColumn="0" w:lastRowLastColumn="0"/>
-              <w:rPr>
-                <w:rFonts w:asciiTheme="minorHAnsi" w:hAnsiTheme="minorHAnsi" w:cstheme="minorHAnsi"/>
-                <w:lang w:val="en-AU"/>
-              </w:rPr>
-            </w:pPr>
-            <w:r>
-              <w:rPr>
-                <w:rFonts w:asciiTheme="minorHAnsi" w:hAnsiTheme="minorHAnsi" w:cstheme="minorHAnsi"/>
-                <w:lang w:val="en-AU"/>
-              </w:rPr>
-              <w:t>4/9/15</w:t>
-            </w:r>
-          </w:p>
-        </w:tc>
-      </w:tr>
-      <w:tr>
-        <w:tc>
-          <w:tcPr>
-            <w:cnfStyle w:val="001000000000" w:firstRow="0" w:lastRow="0" w:firstColumn="1" w:lastColumn="0" w:oddVBand="0" w:evenVBand="0" w:oddHBand="0" w:evenHBand="0" w:firstRowFirstColumn="0" w:firstRowLastColumn="0" w:lastRowFirstColumn="0" w:lastRowLastColumn="0"/>
-            <w:tcW w:w="3085" w:type="dxa"/>
-          </w:tcPr>
-          <w:p>
-            <w:pPr>
-              <w:widowControl/>
-              <w:spacing w:after="120" w:line="259" w:lineRule="auto"/>
-              <w:rPr>
-                <w:rFonts w:asciiTheme="minorHAnsi" w:hAnsiTheme="minorHAnsi" w:cstheme="minorHAnsi"/>
-                <w:lang w:val="en-AU"/>
-              </w:rPr>
-            </w:pPr>
-            <w:r>
-              <w:rPr>
-                <w:rFonts w:asciiTheme="minorHAnsi" w:hAnsiTheme="minorHAnsi" w:cstheme="minorHAnsi"/>
-                <w:lang w:val="en-AU"/>
-              </w:rPr>
-              <w:t>Modify subject/topic details</w:t>
-            </w:r>
-          </w:p>
-        </w:tc>
-        <w:tc>
-          <w:tcPr>
-            <w:tcW w:w="992" w:type="dxa"/>
-          </w:tcPr>
-          <w:p>
-            <w:pPr>
-              <w:widowControl/>
-              <w:spacing w:after="120" w:line="259" w:lineRule="auto"/>
-              <w:cnfStyle w:val="000000000000" w:firstRow="0" w:lastRow="0" w:firstColumn="0" w:lastColumn="0" w:oddVBand="0" w:evenVBand="0" w:oddHBand="0" w:evenHBand="0" w:firstRowFirstColumn="0" w:firstRowLastColumn="0" w:lastRowFirstColumn="0" w:lastRowLastColumn="0"/>
-              <w:rPr>
-                <w:rFonts w:asciiTheme="minorHAnsi" w:hAnsiTheme="minorHAnsi" w:cstheme="minorHAnsi"/>
-                <w:lang w:val="en-AU"/>
-              </w:rPr>
-            </w:pPr>
-            <w:r>
-              <w:rPr>
-                <w:rFonts w:asciiTheme="minorHAnsi" w:hAnsiTheme="minorHAnsi" w:cstheme="minorHAnsi"/>
-                <w:lang w:val="en-AU"/>
-              </w:rPr>
-              <w:t>High</w:t>
-            </w:r>
-          </w:p>
-        </w:tc>
-        <w:tc>
-          <w:tcPr>
-            <w:tcW w:w="2835" w:type="dxa"/>
-          </w:tcPr>
-          <w:p>
-            <w:pPr>
-              <w:widowControl/>
-              <w:spacing w:after="120" w:line="259" w:lineRule="auto"/>
-              <w:cnfStyle w:val="000000000000" w:firstRow="0" w:lastRow="0" w:firstColumn="0" w:lastColumn="0" w:oddVBand="0" w:evenVBand="0" w:oddHBand="0" w:evenHBand="0" w:firstRowFirstColumn="0" w:firstRowLastColumn="0" w:lastRowFirstColumn="0" w:lastRowLastColumn="0"/>
-              <w:rPr>
-                <w:rFonts w:asciiTheme="minorHAnsi" w:hAnsiTheme="minorHAnsi" w:cstheme="minorHAnsi"/>
-                <w:lang w:val="en-AU"/>
-              </w:rPr>
-            </w:pPr>
-            <w:r>
-              <w:rPr>
-                <w:rFonts w:asciiTheme="minorHAnsi" w:hAnsiTheme="minorHAnsi" w:cstheme="minorHAnsi"/>
-                <w:lang w:val="en-AU"/>
-              </w:rPr>
-              <w:t>A text file can be uploaded with custom questions/answers</w:t>
-            </w:r>
-          </w:p>
-        </w:tc>
-        <w:tc>
-          <w:tcPr>
-            <w:tcW w:w="1206" w:type="dxa"/>
-          </w:tcPr>
-          <w:p>
-            <w:pPr>
-              <w:widowControl/>
-              <w:spacing w:after="120" w:line="259" w:lineRule="auto"/>
-              <w:cnfStyle w:val="000000000000" w:firstRow="0" w:lastRow="0" w:firstColumn="0" w:lastColumn="0" w:oddVBand="0" w:evenVBand="0" w:oddHBand="0" w:evenHBand="0" w:firstRowFirstColumn="0" w:firstRowLastColumn="0" w:lastRowFirstColumn="0" w:lastRowLastColumn="0"/>
-              <w:rPr>
-                <w:rFonts w:asciiTheme="minorHAnsi" w:hAnsiTheme="minorHAnsi" w:cstheme="minorHAnsi"/>
-                <w:lang w:val="en-AU"/>
-              </w:rPr>
-            </w:pPr>
-            <w:r>
-              <w:rPr>
-                <w:rFonts w:asciiTheme="minorHAnsi" w:hAnsiTheme="minorHAnsi" w:cstheme="minorHAnsi"/>
-                <w:lang w:val="en-AU"/>
-              </w:rPr>
-              <w:t>4/</w:t>
-            </w:r>
-            <w:r>
-              <w:rPr>
-                <w:rFonts w:asciiTheme="minorHAnsi" w:hAnsiTheme="minorHAnsi" w:cstheme="minorHAnsi"/>
-                <w:lang w:val="en-AU"/>
-              </w:rPr>
-              <w:t>10</w:t>
-            </w:r>
-            <w:r>
-              <w:rPr>
-                <w:rFonts w:asciiTheme="minorHAnsi" w:hAnsiTheme="minorHAnsi" w:cstheme="minorHAnsi"/>
-                <w:lang w:val="en-AU"/>
-              </w:rPr>
-              <w:t>/15</w:t>
-            </w:r>
-          </w:p>
-        </w:tc>
-      </w:tr>
-      <w:tr>
-        <w:trPr>
-          <w:cnfStyle w:val="000000100000" w:firstRow="0" w:lastRow="0" w:firstColumn="0" w:lastColumn="0" w:oddVBand="0" w:evenVBand="0" w:oddHBand="1" w:evenHBand="0" w:firstRowFirstColumn="0" w:firstRowLastColumn="0" w:lastRowFirstColumn="0" w:lastRowLastColumn="0"/>
-        </w:trPr>
-        <w:tc>
-          <w:tcPr>
-            <w:cnfStyle w:val="001000000000" w:firstRow="0" w:lastRow="0" w:firstColumn="1" w:lastColumn="0" w:oddVBand="0" w:evenVBand="0" w:oddHBand="0" w:evenHBand="0" w:firstRowFirstColumn="0" w:firstRowLastColumn="0" w:lastRowFirstColumn="0" w:lastRowLastColumn="0"/>
-            <w:tcW w:w="3085" w:type="dxa"/>
-          </w:tcPr>
-          <w:p>
-            <w:pPr>
-              <w:widowControl/>
-              <w:spacing w:after="120" w:line="259" w:lineRule="auto"/>
-              <w:rPr>
-                <w:rFonts w:asciiTheme="minorHAnsi" w:hAnsiTheme="minorHAnsi" w:cstheme="minorHAnsi"/>
-                <w:lang w:val="en-AU"/>
-              </w:rPr>
-            </w:pPr>
-            <w:r>
-              <w:rPr>
-                <w:rFonts w:asciiTheme="minorHAnsi" w:hAnsiTheme="minorHAnsi" w:cstheme="minorHAnsi"/>
-                <w:lang w:val="en-AU"/>
-              </w:rPr>
-              <w:t>Ability to  add/remove questions/answers to apps</w:t>
-            </w:r>
-          </w:p>
-        </w:tc>
-        <w:tc>
-          <w:tcPr>
-            <w:tcW w:w="992" w:type="dxa"/>
-          </w:tcPr>
-          <w:p>
-            <w:pPr>
-              <w:widowControl/>
-              <w:spacing w:after="120" w:line="259" w:lineRule="auto"/>
-              <w:cnfStyle w:val="000000100000" w:firstRow="0" w:lastRow="0" w:firstColumn="0" w:lastColumn="0" w:oddVBand="0" w:evenVBand="0" w:oddHBand="1" w:evenHBand="0" w:firstRowFirstColumn="0" w:firstRowLastColumn="0" w:lastRowFirstColumn="0" w:lastRowLastColumn="0"/>
-              <w:rPr>
-                <w:rFonts w:asciiTheme="minorHAnsi" w:hAnsiTheme="minorHAnsi" w:cstheme="minorHAnsi"/>
-                <w:lang w:val="en-AU"/>
-              </w:rPr>
-            </w:pPr>
-            <w:r>
-              <w:rPr>
-                <w:rFonts w:asciiTheme="minorHAnsi" w:hAnsiTheme="minorHAnsi" w:cstheme="minorHAnsi"/>
-                <w:lang w:val="en-AU"/>
-              </w:rPr>
-              <w:t>High</w:t>
-            </w:r>
-          </w:p>
-        </w:tc>
-        <w:tc>
-          <w:tcPr>
-            <w:tcW w:w="2835" w:type="dxa"/>
-          </w:tcPr>
-          <w:p>
-            <w:pPr>
-              <w:widowControl/>
-              <w:spacing w:after="120" w:line="259" w:lineRule="auto"/>
-              <w:cnfStyle w:val="000000100000" w:firstRow="0" w:lastRow="0" w:firstColumn="0" w:lastColumn="0" w:oddVBand="0" w:evenVBand="0" w:oddHBand="1" w:evenHBand="0" w:firstRowFirstColumn="0" w:firstRowLastColumn="0" w:lastRowFirstColumn="0" w:lastRowLastColumn="0"/>
-              <w:rPr>
-                <w:rFonts w:asciiTheme="minorHAnsi" w:hAnsiTheme="minorHAnsi" w:cstheme="minorHAnsi"/>
-                <w:lang w:val="en-AU"/>
-              </w:rPr>
-            </w:pPr>
-            <w:r>
-              <w:rPr>
-                <w:rFonts w:asciiTheme="minorHAnsi" w:hAnsiTheme="minorHAnsi" w:cstheme="minorHAnsi"/>
-                <w:lang w:val="en-AU"/>
-              </w:rPr>
-              <w:t>A file, where adding data in a specific order will add it to possible questions</w:t>
-            </w:r>
-          </w:p>
-        </w:tc>
-        <w:tc>
-          <w:tcPr>
-            <w:tcW w:w="1206" w:type="dxa"/>
-          </w:tcPr>
-          <w:p>
-            <w:pPr>
-              <w:widowControl/>
-              <w:spacing w:after="120" w:line="259" w:lineRule="auto"/>
-              <w:cnfStyle w:val="000000100000" w:firstRow="0" w:lastRow="0" w:firstColumn="0" w:lastColumn="0" w:oddVBand="0" w:evenVBand="0" w:oddHBand="1" w:evenHBand="0" w:firstRowFirstColumn="0" w:firstRowLastColumn="0" w:lastRowFirstColumn="0" w:lastRowLastColumn="0"/>
-              <w:rPr>
-                <w:rFonts w:asciiTheme="minorHAnsi" w:hAnsiTheme="minorHAnsi" w:cstheme="minorHAnsi"/>
-                <w:lang w:val="en-AU"/>
-              </w:rPr>
-            </w:pPr>
-            <w:r>
-              <w:rPr>
-                <w:rFonts w:asciiTheme="minorHAnsi" w:hAnsiTheme="minorHAnsi" w:cstheme="minorHAnsi"/>
-                <w:lang w:val="en-AU"/>
-              </w:rPr>
-              <w:t>4/</w:t>
-            </w:r>
-            <w:r>
-              <w:rPr>
-                <w:rFonts w:asciiTheme="minorHAnsi" w:hAnsiTheme="minorHAnsi" w:cstheme="minorHAnsi"/>
-                <w:lang w:val="en-AU"/>
-              </w:rPr>
-              <w:t>10</w:t>
-            </w:r>
-            <w:r>
-              <w:rPr>
-                <w:rFonts w:asciiTheme="minorHAnsi" w:hAnsiTheme="minorHAnsi" w:cstheme="minorHAnsi"/>
-                <w:lang w:val="en-AU"/>
-              </w:rPr>
-              <w:t>/15</w:t>
-            </w:r>
-          </w:p>
-        </w:tc>
-      </w:tr>
-      <w:tr>
-        <w:tc>
-          <w:tcPr>
-            <w:cnfStyle w:val="001000000000" w:firstRow="0" w:lastRow="0" w:firstColumn="1" w:lastColumn="0" w:oddVBand="0" w:evenVBand="0" w:oddHBand="0" w:evenHBand="0" w:firstRowFirstColumn="0" w:firstRowLastColumn="0" w:lastRowFirstColumn="0" w:lastRowLastColumn="0"/>
-            <w:tcW w:w="3085" w:type="dxa"/>
-          </w:tcPr>
-          <w:p>
-            <w:pPr>
-              <w:widowControl/>
-              <w:spacing w:after="120" w:line="259" w:lineRule="auto"/>
-              <w:rPr>
-                <w:rFonts w:asciiTheme="minorHAnsi" w:hAnsiTheme="minorHAnsi" w:cstheme="minorHAnsi"/>
-                <w:lang w:val="en-AU"/>
-              </w:rPr>
-            </w:pPr>
-            <w:r>
-              <w:rPr>
-                <w:rFonts w:asciiTheme="minorHAnsi" w:hAnsiTheme="minorHAnsi" w:cstheme="minorHAnsi"/>
-                <w:lang w:val="en-AU"/>
-              </w:rPr>
-              <w:t xml:space="preserve">Consistency across website </w:t>
-            </w:r>
-          </w:p>
-          <w:p>
-            <w:pPr>
-              <w:widowControl/>
-              <w:tabs>
-                <w:tab w:val="left" w:pos="900"/>
-                <w:tab w:val="left" w:pos="1740"/>
-              </w:tabs>
-              <w:spacing w:after="160" w:line="259" w:lineRule="auto"/>
-              <w:rPr>
-                <w:rFonts w:asciiTheme="minorHAnsi" w:hAnsiTheme="minorHAnsi" w:cstheme="minorHAnsi"/>
-                <w:lang w:val="en-AU"/>
-              </w:rPr>
-            </w:pPr>
-            <w:r>
-              <w:rPr>
-                <w:rFonts w:asciiTheme="minorHAnsi" w:hAnsiTheme="minorHAnsi" w:cstheme="minorHAnsi"/>
-                <w:lang w:val="en-AU"/>
-              </w:rPr>
-              <w:tab/>
-            </w:r>
-            <w:r>
-              <w:rPr>
-                <w:rFonts w:asciiTheme="minorHAnsi" w:hAnsiTheme="minorHAnsi" w:cstheme="minorHAnsi"/>
-                <w:lang w:val="en-AU"/>
-              </w:rPr>
-              <w:tab/>
-            </w:r>
-          </w:p>
-        </w:tc>
-        <w:tc>
-          <w:tcPr>
-            <w:tcW w:w="992" w:type="dxa"/>
-          </w:tcPr>
-          <w:p>
-            <w:pPr>
-              <w:widowControl/>
-              <w:spacing w:after="120" w:line="259" w:lineRule="auto"/>
-              <w:cnfStyle w:val="000000000000" w:firstRow="0" w:lastRow="0" w:firstColumn="0" w:lastColumn="0" w:oddVBand="0" w:evenVBand="0" w:oddHBand="0" w:evenHBand="0" w:firstRowFirstColumn="0" w:firstRowLastColumn="0" w:lastRowFirstColumn="0" w:lastRowLastColumn="0"/>
-              <w:rPr>
-                <w:rFonts w:asciiTheme="minorHAnsi" w:hAnsiTheme="minorHAnsi" w:cstheme="minorHAnsi"/>
-                <w:lang w:val="en-AU"/>
-              </w:rPr>
-            </w:pPr>
-            <w:r>
-              <w:rPr>
-                <w:rFonts w:asciiTheme="minorHAnsi" w:hAnsiTheme="minorHAnsi" w:cstheme="minorHAnsi"/>
-                <w:lang w:val="en-AU"/>
-              </w:rPr>
-              <w:t>Med</w:t>
-            </w:r>
-          </w:p>
-        </w:tc>
-        <w:tc>
-          <w:tcPr>
-            <w:tcW w:w="2835" w:type="dxa"/>
-          </w:tcPr>
-          <w:p>
-            <w:pPr>
-              <w:widowControl/>
-              <w:spacing w:after="120" w:line="259" w:lineRule="auto"/>
-              <w:cnfStyle w:val="000000000000" w:firstRow="0" w:lastRow="0" w:firstColumn="0" w:lastColumn="0" w:oddVBand="0" w:evenVBand="0" w:oddHBand="0" w:evenHBand="0" w:firstRowFirstColumn="0" w:firstRowLastColumn="0" w:lastRowFirstColumn="0" w:lastRowLastColumn="0"/>
-              <w:rPr>
-                <w:rFonts w:asciiTheme="minorHAnsi" w:hAnsiTheme="minorHAnsi" w:cstheme="minorHAnsi"/>
-                <w:lang w:val="en-AU"/>
-              </w:rPr>
-            </w:pPr>
-            <w:r>
-              <w:rPr>
-                <w:rFonts w:asciiTheme="minorHAnsi" w:hAnsiTheme="minorHAnsi" w:cstheme="minorHAnsi"/>
-                <w:lang w:val="en-AU"/>
-              </w:rPr>
-              <w:t>Similar colour scheme, good design practices, one CSS for all websites</w:t>
-            </w:r>
-          </w:p>
-        </w:tc>
-        <w:tc>
-          <w:tcPr>
-            <w:tcW w:w="1206" w:type="dxa"/>
-          </w:tcPr>
-          <w:p>
-            <w:pPr>
-              <w:widowControl/>
-              <w:spacing w:after="120" w:line="259" w:lineRule="auto"/>
-              <w:cnfStyle w:val="000000000000" w:firstRow="0" w:lastRow="0" w:firstColumn="0" w:lastColumn="0" w:oddVBand="0" w:evenVBand="0" w:oddHBand="0" w:evenHBand="0" w:firstRowFirstColumn="0" w:firstRowLastColumn="0" w:lastRowFirstColumn="0" w:lastRowLastColumn="0"/>
-              <w:rPr>
-                <w:rFonts w:asciiTheme="minorHAnsi" w:hAnsiTheme="minorHAnsi" w:cstheme="minorHAnsi"/>
-                <w:lang w:val="en-AU"/>
-              </w:rPr>
-            </w:pPr>
-            <w:r>
-              <w:rPr>
-                <w:rFonts w:asciiTheme="minorHAnsi" w:hAnsiTheme="minorHAnsi" w:cstheme="minorHAnsi"/>
-                <w:lang w:val="en-AU"/>
-              </w:rPr>
-              <w:t>4/9/15</w:t>
-            </w:r>
-          </w:p>
-        </w:tc>
-      </w:tr>
-      <w:tr>
-        <w:trPr>
-          <w:cnfStyle w:val="000000100000" w:firstRow="0" w:lastRow="0" w:firstColumn="0" w:lastColumn="0" w:oddVBand="0" w:evenVBand="0" w:oddHBand="1" w:evenHBand="0" w:firstRowFirstColumn="0" w:firstRowLastColumn="0" w:lastRowFirstColumn="0" w:lastRowLastColumn="0"/>
-        </w:trPr>
-        <w:tc>
-          <w:tcPr>
-            <w:cnfStyle w:val="001000000000" w:firstRow="0" w:lastRow="0" w:firstColumn="1" w:lastColumn="0" w:oddVBand="0" w:evenVBand="0" w:oddHBand="0" w:evenHBand="0" w:firstRowFirstColumn="0" w:firstRowLastColumn="0" w:lastRowFirstColumn="0" w:lastRowLastColumn="0"/>
-            <w:tcW w:w="3085" w:type="dxa"/>
-          </w:tcPr>
-          <w:p>
-            <w:pPr>
-              <w:widowControl/>
-              <w:spacing w:after="120" w:line="259" w:lineRule="auto"/>
-              <w:rPr>
-                <w:rFonts w:asciiTheme="minorHAnsi" w:hAnsiTheme="minorHAnsi" w:cstheme="minorHAnsi"/>
-                <w:lang w:val="en-AU"/>
-              </w:rPr>
-            </w:pPr>
-            <w:r>
-              <w:rPr>
-                <w:rFonts w:asciiTheme="minorHAnsi" w:hAnsiTheme="minorHAnsi" w:cstheme="minorHAnsi"/>
-                <w:lang w:val="en-AU"/>
-              </w:rPr>
-              <w:t>User can setup an account, setup their icon, and save his scores to the database</w:t>
-            </w:r>
-          </w:p>
-        </w:tc>
-        <w:tc>
-          <w:tcPr>
-            <w:tcW w:w="992" w:type="dxa"/>
-          </w:tcPr>
-          <w:p>
-            <w:pPr>
-              <w:widowControl/>
-              <w:spacing w:after="120" w:line="259" w:lineRule="auto"/>
-              <w:cnfStyle w:val="000000100000" w:firstRow="0" w:lastRow="0" w:firstColumn="0" w:lastColumn="0" w:oddVBand="0" w:evenVBand="0" w:oddHBand="1" w:evenHBand="0" w:firstRowFirstColumn="0" w:firstRowLastColumn="0" w:lastRowFirstColumn="0" w:lastRowLastColumn="0"/>
-              <w:rPr>
-                <w:rFonts w:asciiTheme="minorHAnsi" w:hAnsiTheme="minorHAnsi" w:cstheme="minorHAnsi"/>
-                <w:lang w:val="en-AU"/>
-              </w:rPr>
-            </w:pPr>
-            <w:r>
-              <w:rPr>
-                <w:rFonts w:asciiTheme="minorHAnsi" w:hAnsiTheme="minorHAnsi" w:cstheme="minorHAnsi"/>
-                <w:lang w:val="en-AU"/>
-              </w:rPr>
-              <w:t>High</w:t>
-            </w:r>
-          </w:p>
-        </w:tc>
-        <w:tc>
-          <w:tcPr>
-            <w:tcW w:w="2835" w:type="dxa"/>
-          </w:tcPr>
-          <w:p>
-            <w:pPr>
-              <w:widowControl/>
-              <w:spacing w:after="120" w:line="259" w:lineRule="auto"/>
-              <w:cnfStyle w:val="000000100000" w:firstRow="0" w:lastRow="0" w:firstColumn="0" w:lastColumn="0" w:oddVBand="0" w:evenVBand="0" w:oddHBand="1" w:evenHBand="0" w:firstRowFirstColumn="0" w:firstRowLastColumn="0" w:lastRowFirstColumn="0" w:lastRowLastColumn="0"/>
-              <w:rPr>
-                <w:rFonts w:asciiTheme="minorHAnsi" w:hAnsiTheme="minorHAnsi" w:cstheme="minorHAnsi"/>
-                <w:lang w:val="en-AU"/>
-              </w:rPr>
-            </w:pPr>
-            <w:r>
-              <w:rPr>
-                <w:rFonts w:asciiTheme="minorHAnsi" w:hAnsiTheme="minorHAnsi" w:cstheme="minorHAnsi"/>
-                <w:lang w:val="en-AU"/>
-              </w:rPr>
-              <w:t>Register page and ‘settings’ page, where the user can set his icon and settings</w:t>
-            </w:r>
-          </w:p>
-        </w:tc>
-        <w:tc>
-          <w:tcPr>
-            <w:tcW w:w="1206" w:type="dxa"/>
-          </w:tcPr>
-          <w:p>
-            <w:pPr>
-              <w:widowControl/>
-              <w:spacing w:after="120" w:line="259" w:lineRule="auto"/>
-              <w:cnfStyle w:val="000000100000" w:firstRow="0" w:lastRow="0" w:firstColumn="0" w:lastColumn="0" w:oddVBand="0" w:evenVBand="0" w:oddHBand="1" w:evenHBand="0" w:firstRowFirstColumn="0" w:firstRowLastColumn="0" w:lastRowFirstColumn="0" w:lastRowLastColumn="0"/>
-              <w:rPr>
-                <w:rFonts w:asciiTheme="minorHAnsi" w:hAnsiTheme="minorHAnsi" w:cstheme="minorHAnsi"/>
-                <w:lang w:val="en-AU"/>
-              </w:rPr>
-            </w:pPr>
-            <w:r>
-              <w:rPr>
-                <w:rFonts w:asciiTheme="minorHAnsi" w:hAnsiTheme="minorHAnsi" w:cstheme="minorHAnsi"/>
-                <w:lang w:val="en-AU"/>
-              </w:rPr>
-              <w:t>4/9/15</w:t>
-            </w:r>
-          </w:p>
-          <w:p>
-            <w:pPr>
-              <w:widowControl/>
-              <w:spacing w:after="120" w:line="259" w:lineRule="auto"/>
-              <w:cnfStyle w:val="000000100000" w:firstRow="0" w:lastRow="0" w:firstColumn="0" w:lastColumn="0" w:oddVBand="0" w:evenVBand="0" w:oddHBand="1" w:evenHBand="0" w:firstRowFirstColumn="0" w:firstRowLastColumn="0" w:lastRowFirstColumn="0" w:lastRowLastColumn="0"/>
-              <w:rPr>
-                <w:rFonts w:asciiTheme="minorHAnsi" w:hAnsiTheme="minorHAnsi" w:cstheme="minorHAnsi"/>
-                <w:lang w:val="en-AU"/>
-              </w:rPr>
-            </w:pPr>
-          </w:p>
-        </w:tc>
-      </w:tr>
-      <w:tr>
-        <w:tc>
-          <w:tcPr>
-            <w:cnfStyle w:val="001000000000" w:firstRow="0" w:lastRow="0" w:firstColumn="1" w:lastColumn="0" w:oddVBand="0" w:evenVBand="0" w:oddHBand="0" w:evenHBand="0" w:firstRowFirstColumn="0" w:firstRowLastColumn="0" w:lastRowFirstColumn="0" w:lastRowLastColumn="0"/>
-            <w:tcW w:w="3085" w:type="dxa"/>
-          </w:tcPr>
-          <w:p>
-            <w:pPr>
-              <w:widowControl/>
-              <w:spacing w:after="120" w:line="259" w:lineRule="auto"/>
-              <w:rPr>
-                <w:rFonts w:asciiTheme="minorHAnsi" w:hAnsiTheme="minorHAnsi" w:cstheme="minorHAnsi"/>
-                <w:lang w:val="en-AU"/>
-              </w:rPr>
-            </w:pPr>
-            <w:r>
-              <w:rPr>
-                <w:rFonts w:asciiTheme="minorHAnsi" w:hAnsiTheme="minorHAnsi" w:cstheme="minorHAnsi"/>
-                <w:lang w:val="en-AU"/>
-              </w:rPr>
-              <w:t>Graphic home page for each game</w:t>
-            </w:r>
-          </w:p>
-        </w:tc>
-        <w:tc>
-          <w:tcPr>
-            <w:tcW w:w="992" w:type="dxa"/>
-          </w:tcPr>
-          <w:p>
-            <w:pPr>
-              <w:widowControl/>
-              <w:spacing w:after="120" w:line="259" w:lineRule="auto"/>
-              <w:cnfStyle w:val="000000000000" w:firstRow="0" w:lastRow="0" w:firstColumn="0" w:lastColumn="0" w:oddVBand="0" w:evenVBand="0" w:oddHBand="0" w:evenHBand="0" w:firstRowFirstColumn="0" w:firstRowLastColumn="0" w:lastRowFirstColumn="0" w:lastRowLastColumn="0"/>
-              <w:rPr>
-                <w:rFonts w:asciiTheme="minorHAnsi" w:hAnsiTheme="minorHAnsi" w:cstheme="minorHAnsi"/>
-                <w:lang w:val="en-AU"/>
-              </w:rPr>
-            </w:pPr>
-            <w:r>
-              <w:rPr>
-                <w:rFonts w:asciiTheme="minorHAnsi" w:hAnsiTheme="minorHAnsi" w:cstheme="minorHAnsi"/>
-                <w:lang w:val="en-AU"/>
-              </w:rPr>
-              <w:t>High</w:t>
-            </w:r>
-          </w:p>
-        </w:tc>
-        <w:tc>
-          <w:tcPr>
-            <w:tcW w:w="2835" w:type="dxa"/>
-          </w:tcPr>
-          <w:p>
-            <w:pPr>
-              <w:widowControl/>
-              <w:spacing w:after="120" w:line="259" w:lineRule="auto"/>
-              <w:cnfStyle w:val="000000000000" w:firstRow="0" w:lastRow="0" w:firstColumn="0" w:lastColumn="0" w:oddVBand="0" w:evenVBand="0" w:oddHBand="0" w:evenHBand="0" w:firstRowFirstColumn="0" w:firstRowLastColumn="0" w:lastRowFirstColumn="0" w:lastRowLastColumn="0"/>
-              <w:rPr>
-                <w:rFonts w:asciiTheme="minorHAnsi" w:hAnsiTheme="minorHAnsi" w:cstheme="minorHAnsi"/>
-                <w:lang w:val="en-AU"/>
-              </w:rPr>
-            </w:pPr>
-            <w:r>
-              <w:rPr>
-                <w:rFonts w:asciiTheme="minorHAnsi" w:hAnsiTheme="minorHAnsi" w:cstheme="minorHAnsi"/>
-                <w:lang w:val="en-AU"/>
-              </w:rPr>
-              <w:t>3 graphical home pages</w:t>
-            </w:r>
-          </w:p>
-        </w:tc>
-        <w:tc>
-          <w:tcPr>
-            <w:tcW w:w="1206" w:type="dxa"/>
-          </w:tcPr>
-          <w:p>
-            <w:pPr>
-              <w:widowControl/>
-              <w:spacing w:after="120" w:line="259" w:lineRule="auto"/>
-              <w:cnfStyle w:val="000000000000" w:firstRow="0" w:lastRow="0" w:firstColumn="0" w:lastColumn="0" w:oddVBand="0" w:evenVBand="0" w:oddHBand="0" w:evenHBand="0" w:firstRowFirstColumn="0" w:firstRowLastColumn="0" w:lastRowFirstColumn="0" w:lastRowLastColumn="0"/>
-              <w:rPr>
-                <w:rFonts w:asciiTheme="minorHAnsi" w:hAnsiTheme="minorHAnsi" w:cstheme="minorHAnsi"/>
-                <w:lang w:val="en-AU"/>
-              </w:rPr>
-            </w:pPr>
-            <w:r>
-              <w:rPr>
-                <w:rFonts w:asciiTheme="minorHAnsi" w:hAnsiTheme="minorHAnsi" w:cstheme="minorHAnsi"/>
-                <w:lang w:val="en-AU"/>
-              </w:rPr>
-              <w:t>16/10/15</w:t>
-            </w:r>
-          </w:p>
-          <w:p>
-            <w:pPr>
-              <w:cnfStyle w:val="000000000000" w:firstRow="0" w:lastRow="0" w:firstColumn="0" w:lastColumn="0" w:oddVBand="0" w:evenVBand="0" w:oddHBand="0" w:evenHBand="0" w:firstRowFirstColumn="0" w:firstRowLastColumn="0" w:lastRowFirstColumn="0" w:lastRowLastColumn="0"/>
-              <w:rPr>
-                <w:rFonts w:asciiTheme="minorHAnsi" w:hAnsiTheme="minorHAnsi" w:cstheme="minorHAnsi"/>
-                <w:lang w:val="en-AU"/>
-              </w:rPr>
-            </w:pPr>
-          </w:p>
-        </w:tc>
-      </w:tr>
-      <w:tr>
-        <w:trPr>
-          <w:cnfStyle w:val="000000100000" w:firstRow="0" w:lastRow="0" w:firstColumn="0" w:lastColumn="0" w:oddVBand="0" w:evenVBand="0" w:oddHBand="1" w:evenHBand="0" w:firstRowFirstColumn="0" w:firstRowLastColumn="0" w:lastRowFirstColumn="0" w:lastRowLastColumn="0"/>
-        </w:trPr>
-        <w:tc>
-          <w:tcPr>
-            <w:cnfStyle w:val="001000000000" w:firstRow="0" w:lastRow="0" w:firstColumn="1" w:lastColumn="0" w:oddVBand="0" w:evenVBand="0" w:oddHBand="0" w:evenHBand="0" w:firstRowFirstColumn="0" w:firstRowLastColumn="0" w:lastRowFirstColumn="0" w:lastRowLastColumn="0"/>
-            <w:tcW w:w="3085" w:type="dxa"/>
-          </w:tcPr>
-          <w:p>
-            <w:pPr>
-              <w:widowControl/>
-              <w:spacing w:after="120" w:line="259" w:lineRule="auto"/>
-              <w:rPr>
-                <w:rFonts w:asciiTheme="minorHAnsi" w:hAnsiTheme="minorHAnsi" w:cstheme="minorHAnsi"/>
-                <w:lang w:val="en-AU"/>
-              </w:rPr>
-            </w:pPr>
-            <w:r>
-              <w:rPr>
-                <w:rFonts w:asciiTheme="minorHAnsi" w:hAnsiTheme="minorHAnsi" w:cstheme="minorHAnsi"/>
-                <w:lang w:val="en-AU"/>
-              </w:rPr>
-              <w:t>Help section</w:t>
-            </w:r>
-          </w:p>
-        </w:tc>
-        <w:tc>
-          <w:tcPr>
-            <w:tcW w:w="992" w:type="dxa"/>
-          </w:tcPr>
-          <w:p>
-            <w:pPr>
-              <w:widowControl/>
-              <w:spacing w:after="120" w:line="259" w:lineRule="auto"/>
-              <w:cnfStyle w:val="000000100000" w:firstRow="0" w:lastRow="0" w:firstColumn="0" w:lastColumn="0" w:oddVBand="0" w:evenVBand="0" w:oddHBand="1" w:evenHBand="0" w:firstRowFirstColumn="0" w:firstRowLastColumn="0" w:lastRowFirstColumn="0" w:lastRowLastColumn="0"/>
-              <w:rPr>
-                <w:rFonts w:asciiTheme="minorHAnsi" w:hAnsiTheme="minorHAnsi" w:cstheme="minorHAnsi"/>
-                <w:lang w:val="en-AU"/>
-              </w:rPr>
-            </w:pPr>
-            <w:r>
-              <w:rPr>
-                <w:rFonts w:asciiTheme="minorHAnsi" w:hAnsiTheme="minorHAnsi" w:cstheme="minorHAnsi"/>
-                <w:lang w:val="en-AU"/>
-              </w:rPr>
-              <w:t>Low</w:t>
-            </w:r>
-          </w:p>
-        </w:tc>
-        <w:tc>
-          <w:tcPr>
-            <w:tcW w:w="2835" w:type="dxa"/>
-          </w:tcPr>
-          <w:p>
-            <w:pPr>
-              <w:widowControl/>
-              <w:spacing w:after="120" w:line="259" w:lineRule="auto"/>
-              <w:cnfStyle w:val="000000100000" w:firstRow="0" w:lastRow="0" w:firstColumn="0" w:lastColumn="0" w:oddVBand="0" w:evenVBand="0" w:oddHBand="1" w:evenHBand="0" w:firstRowFirstColumn="0" w:firstRowLastColumn="0" w:lastRowFirstColumn="0" w:lastRowLastColumn="0"/>
-              <w:rPr>
-                <w:rFonts w:asciiTheme="minorHAnsi" w:hAnsiTheme="minorHAnsi" w:cstheme="minorHAnsi"/>
-                <w:lang w:val="en-AU"/>
-              </w:rPr>
-            </w:pPr>
-            <w:r>
-              <w:rPr>
-                <w:rFonts w:asciiTheme="minorHAnsi" w:hAnsiTheme="minorHAnsi" w:cstheme="minorHAnsi"/>
-                <w:lang w:val="en-AU"/>
-              </w:rPr>
-              <w:t>Tutorial on how to play and use the apps</w:t>
-            </w:r>
-          </w:p>
-        </w:tc>
-        <w:tc>
-          <w:tcPr>
-            <w:tcW w:w="1206" w:type="dxa"/>
-          </w:tcPr>
-          <w:p>
-            <w:pPr>
-              <w:widowControl/>
-              <w:spacing w:after="120" w:line="259" w:lineRule="auto"/>
-              <w:cnfStyle w:val="000000100000" w:firstRow="0" w:lastRow="0" w:firstColumn="0" w:lastColumn="0" w:oddVBand="0" w:evenVBand="0" w:oddHBand="1" w:evenHBand="0" w:firstRowFirstColumn="0" w:firstRowLastColumn="0" w:lastRowFirstColumn="0" w:lastRowLastColumn="0"/>
-              <w:rPr>
-                <w:rFonts w:asciiTheme="minorHAnsi" w:hAnsiTheme="minorHAnsi" w:cstheme="minorHAnsi"/>
-                <w:lang w:val="en-AU"/>
-              </w:rPr>
-            </w:pPr>
-            <w:r>
-              <w:rPr>
-                <w:rFonts w:asciiTheme="minorHAnsi" w:hAnsiTheme="minorHAnsi" w:cstheme="minorHAnsi"/>
-                <w:lang w:val="en-AU"/>
-              </w:rPr>
-              <w:t>13/11/15</w:t>
-            </w:r>
-          </w:p>
-          <w:p>
-            <w:pPr>
-              <w:widowControl/>
-              <w:spacing w:after="120" w:line="259" w:lineRule="auto"/>
-              <w:cnfStyle w:val="000000100000" w:firstRow="0" w:lastRow="0" w:firstColumn="0" w:lastColumn="0" w:oddVBand="0" w:evenVBand="0" w:oddHBand="1" w:evenHBand="0" w:firstRowFirstColumn="0" w:firstRowLastColumn="0" w:lastRowFirstColumn="0" w:lastRowLastColumn="0"/>
-              <w:rPr>
-                <w:rFonts w:asciiTheme="minorHAnsi" w:hAnsiTheme="minorHAnsi" w:cstheme="minorHAnsi"/>
-                <w:lang w:val="en-AU"/>
-              </w:rPr>
-            </w:pPr>
           </w:p>
         </w:tc>
       </w:tr>
@@ -5194,7 +4407,6 @@
           <w:szCs w:val="22"/>
           <w:lang w:val="en-AU"/>
         </w:rPr>
-        <w:lastRenderedPageBreak/>
         <w:t>Usage of MySQL in INODB storage engine</w:t>
       </w:r>
       <w:r>
@@ -6065,12 +5277,8 @@
       </w:pPr>
     </w:p>
     <w:sectPr>
-      <w:headerReference w:type="even" r:id="rId7"/>
-      <w:headerReference w:type="default" r:id="rId8"/>
-      <w:footerReference w:type="even" r:id="rId9"/>
-      <w:footerReference w:type="default" r:id="rId10"/>
-      <w:headerReference w:type="first" r:id="rId11"/>
-      <w:footerReference w:type="first" r:id="rId12"/>
+      <w:headerReference w:type="default" r:id="rId7"/>
+      <w:footerReference w:type="default" r:id="rId8"/>
       <w:pgSz w:w="12240" w:h="15840" w:code="1"/>
       <w:pgMar w:top="1440" w:right="1440" w:bottom="1440" w:left="1440" w:header="720" w:footer="720" w:gutter="0"/>
       <w:cols w:space="720"/>
@@ -6109,16 +5317,6 @@
   <w:p>
     <w:pPr>
       <w:pStyle w:val="Footer"/>
-    </w:pPr>
-  </w:p>
-</w:ftr>
-</file>
-
-<file path=word/footer2.xml><?xml version="1.0" encoding="utf-8"?>
-<w:ftr xmlns:wpc="http://schemas.microsoft.com/office/word/2010/wordprocessingCanvas" xmlns:cx="http://schemas.microsoft.com/office/drawing/2014/chartex" xmlns:cx1="http://schemas.microsoft.com/office/drawing/2015/9/8/chartex" xmlns:cx2="http://schemas.microsoft.com/office/drawing/2015/10/21/chartex" xmlns:cx3="http://schemas.microsoft.com/office/drawing/2016/5/9/chartex" xmlns:cx4="http://schemas.microsoft.com/office/drawing/2016/5/10/chartex" xmlns:cx5="http://schemas.microsoft.com/office/drawing/2016/5/11/chartex" xmlns:cx6="http://schemas.microsoft.com/office/drawing/2016/5/12/chartex" xmlns:cx7="http://schemas.microsoft.com/office/drawing/2016/5/13/chartex" xmlns:cx8="http://schemas.microsoft.com/office/drawing/2016/5/14/chartex" xmlns:mc="http://schemas.openxmlformats.org/markup-compatibility/2006" xmlns:aink="http://schemas.microsoft.com/office/drawing/2016/ink" xmlns:am3d="http://schemas.microsoft.com/office/drawing/2017/model3d" xmlns:o="urn:schemas-microsoft-com:office:office" xmlns:oel="http://schemas.microsoft.com/office/2019/extlst" xmlns:r="http://schemas.openxmlformats.org/officeDocument/2006/relationships" xmlns:m="http://schemas.openxmlformats.org/officeDocument/2006/math" xmlns:v="urn:schemas-microsoft-com:vml" xmlns:wp14="http://schemas.microsoft.com/office/word/2010/wordprocessingDrawing" xmlns:wp="http://schemas.openxmlformats.org/drawingml/2006/wordprocessingDrawing" xmlns:w10="urn:schemas-microsoft-com:office:word" xmlns:w="http://schemas.openxmlformats.org/wordprocessingml/2006/main" xmlns:w14="http://schemas.microsoft.com/office/word/2010/wordml" xmlns:w15="http://schemas.microsoft.com/office/word/2012/wordml" xmlns:w16cex="http://schemas.microsoft.com/office/word/2018/wordml/cex" xmlns:w16cid="http://schemas.microsoft.com/office/word/2016/wordml/cid" xmlns:w16="http://schemas.microsoft.com/office/word/2018/wordml" xmlns:w16du="http://schemas.microsoft.com/office/word/2023/wordml/word16du" xmlns:w16sdtdh="http://schemas.microsoft.com/office/word/2020/wordml/sdtdatahash" xmlns:w16se="http://schemas.microsoft.com/office/word/2015/wordml/symex" xmlns:wpg="http://schemas.microsoft.com/office/word/2010/wordprocessingGroup" xmlns:wpi="http://schemas.microsoft.com/office/word/2010/wordprocessingInk" xmlns:wne="http://schemas.microsoft.com/office/word/2006/wordml" xmlns:wps="http://schemas.microsoft.com/office/word/2010/wordprocessingShape" mc:Ignorable="w14 w15 w16se w16cid w16 w16cex w16sdtdh w16du wp14">
-  <w:p>
-    <w:pPr>
-      <w:pStyle w:val="Footer"/>
       <w:rPr>
         <w:rFonts w:asciiTheme="minorHAnsi" w:hAnsiTheme="minorHAnsi" w:cstheme="minorHAnsi"/>
         <w:sz w:val="16"/>
@@ -6143,16 +5341,6 @@
       </w:rPr>
       <w:t>: BDIT  11-Oct-16 X:\EEIT\CIT\AQTF Documents\Subjects\ICT\ICT40515_Cert_IV_Programming_Chad\Systems Analysis\Sem_1_2016\Subject Outline\Systems Analysis Subject Outline Sem 1 2016.docx</w:t>
     </w:r>
-  </w:p>
-</w:ftr>
-</file>
-
-<file path=word/footer3.xml><?xml version="1.0" encoding="utf-8"?>
-<w:ftr xmlns:wpc="http://schemas.microsoft.com/office/word/2010/wordprocessingCanvas" xmlns:cx="http://schemas.microsoft.com/office/drawing/2014/chartex" xmlns:cx1="http://schemas.microsoft.com/office/drawing/2015/9/8/chartex" xmlns:cx2="http://schemas.microsoft.com/office/drawing/2015/10/21/chartex" xmlns:cx3="http://schemas.microsoft.com/office/drawing/2016/5/9/chartex" xmlns:cx4="http://schemas.microsoft.com/office/drawing/2016/5/10/chartex" xmlns:cx5="http://schemas.microsoft.com/office/drawing/2016/5/11/chartex" xmlns:cx6="http://schemas.microsoft.com/office/drawing/2016/5/12/chartex" xmlns:cx7="http://schemas.microsoft.com/office/drawing/2016/5/13/chartex" xmlns:cx8="http://schemas.microsoft.com/office/drawing/2016/5/14/chartex" xmlns:mc="http://schemas.openxmlformats.org/markup-compatibility/2006" xmlns:aink="http://schemas.microsoft.com/office/drawing/2016/ink" xmlns:am3d="http://schemas.microsoft.com/office/drawing/2017/model3d" xmlns:o="urn:schemas-microsoft-com:office:office" xmlns:oel="http://schemas.microsoft.com/office/2019/extlst" xmlns:r="http://schemas.openxmlformats.org/officeDocument/2006/relationships" xmlns:m="http://schemas.openxmlformats.org/officeDocument/2006/math" xmlns:v="urn:schemas-microsoft-com:vml" xmlns:wp14="http://schemas.microsoft.com/office/word/2010/wordprocessingDrawing" xmlns:wp="http://schemas.openxmlformats.org/drawingml/2006/wordprocessingDrawing" xmlns:w10="urn:schemas-microsoft-com:office:word" xmlns:w="http://schemas.openxmlformats.org/wordprocessingml/2006/main" xmlns:w14="http://schemas.microsoft.com/office/word/2010/wordml" xmlns:w15="http://schemas.microsoft.com/office/word/2012/wordml" xmlns:w16cex="http://schemas.microsoft.com/office/word/2018/wordml/cex" xmlns:w16cid="http://schemas.microsoft.com/office/word/2016/wordml/cid" xmlns:w16="http://schemas.microsoft.com/office/word/2018/wordml" xmlns:w16du="http://schemas.microsoft.com/office/word/2023/wordml/word16du" xmlns:w16sdtdh="http://schemas.microsoft.com/office/word/2020/wordml/sdtdatahash" xmlns:w16se="http://schemas.microsoft.com/office/word/2015/wordml/symex" xmlns:wpg="http://schemas.microsoft.com/office/word/2010/wordprocessingGroup" xmlns:wpi="http://schemas.microsoft.com/office/word/2010/wordprocessingInk" xmlns:wne="http://schemas.microsoft.com/office/word/2006/wordml" xmlns:wps="http://schemas.microsoft.com/office/word/2010/wordprocessingShape" mc:Ignorable="w14 w15 w16se w16cid w16 w16cex w16sdtdh w16du wp14">
-  <w:p>
-    <w:pPr>
-      <w:pStyle w:val="Footer"/>
-    </w:pPr>
   </w:p>
 </w:ftr>
 </file>
@@ -6183,16 +5371,6 @@
 </file>
 
 <file path=word/header1.xml><?xml version="1.0" encoding="utf-8"?>
-<w:hdr xmlns:wpc="http://schemas.microsoft.com/office/word/2010/wordprocessingCanvas" xmlns:cx="http://schemas.microsoft.com/office/drawing/2014/chartex" xmlns:cx1="http://schemas.microsoft.com/office/drawing/2015/9/8/chartex" xmlns:cx2="http://schemas.microsoft.com/office/drawing/2015/10/21/chartex" xmlns:cx3="http://schemas.microsoft.com/office/drawing/2016/5/9/chartex" xmlns:cx4="http://schemas.microsoft.com/office/drawing/2016/5/10/chartex" xmlns:cx5="http://schemas.microsoft.com/office/drawing/2016/5/11/chartex" xmlns:cx6="http://schemas.microsoft.com/office/drawing/2016/5/12/chartex" xmlns:cx7="http://schemas.microsoft.com/office/drawing/2016/5/13/chartex" xmlns:cx8="http://schemas.microsoft.com/office/drawing/2016/5/14/chartex" xmlns:mc="http://schemas.openxmlformats.org/markup-compatibility/2006" xmlns:aink="http://schemas.microsoft.com/office/drawing/2016/ink" xmlns:am3d="http://schemas.microsoft.com/office/drawing/2017/model3d" xmlns:o="urn:schemas-microsoft-com:office:office" xmlns:oel="http://schemas.microsoft.com/office/2019/extlst" xmlns:r="http://schemas.openxmlformats.org/officeDocument/2006/relationships" xmlns:m="http://schemas.openxmlformats.org/officeDocument/2006/math" xmlns:v="urn:schemas-microsoft-com:vml" xmlns:wp14="http://schemas.microsoft.com/office/word/2010/wordprocessingDrawing" xmlns:wp="http://schemas.openxmlformats.org/drawingml/2006/wordprocessingDrawing" xmlns:w10="urn:schemas-microsoft-com:office:word" xmlns:w="http://schemas.openxmlformats.org/wordprocessingml/2006/main" xmlns:w14="http://schemas.microsoft.com/office/word/2010/wordml" xmlns:w15="http://schemas.microsoft.com/office/word/2012/wordml" xmlns:w16cex="http://schemas.microsoft.com/office/word/2018/wordml/cex" xmlns:w16cid="http://schemas.microsoft.com/office/word/2016/wordml/cid" xmlns:w16="http://schemas.microsoft.com/office/word/2018/wordml" xmlns:w16du="http://schemas.microsoft.com/office/word/2023/wordml/word16du" xmlns:w16sdtdh="http://schemas.microsoft.com/office/word/2020/wordml/sdtdatahash" xmlns:w16se="http://schemas.microsoft.com/office/word/2015/wordml/symex" xmlns:wpg="http://schemas.microsoft.com/office/word/2010/wordprocessingGroup" xmlns:wpi="http://schemas.microsoft.com/office/word/2010/wordprocessingInk" xmlns:wne="http://schemas.microsoft.com/office/word/2006/wordml" xmlns:wps="http://schemas.microsoft.com/office/word/2010/wordprocessingShape" mc:Ignorable="w14 w15 w16se w16cid w16 w16cex w16sdtdh w16du wp14">
-  <w:p>
-    <w:pPr>
-      <w:pStyle w:val="Header"/>
-    </w:pPr>
-  </w:p>
-</w:hdr>
-</file>
-
-<file path=word/header2.xml><?xml version="1.0" encoding="utf-8"?>
 <w:hdr xmlns:wpc="http://schemas.microsoft.com/office/word/2010/wordprocessingCanvas" xmlns:cx="http://schemas.microsoft.com/office/drawing/2014/chartex" xmlns:cx1="http://schemas.microsoft.com/office/drawing/2015/9/8/chartex" xmlns:cx2="http://schemas.microsoft.com/office/drawing/2015/10/21/chartex" xmlns:cx3="http://schemas.microsoft.com/office/drawing/2016/5/9/chartex" xmlns:cx4="http://schemas.microsoft.com/office/drawing/2016/5/10/chartex" xmlns:cx5="http://schemas.microsoft.com/office/drawing/2016/5/11/chartex" xmlns:cx6="http://schemas.microsoft.com/office/drawing/2016/5/12/chartex" xmlns:cx7="http://schemas.microsoft.com/office/drawing/2016/5/13/chartex" xmlns:cx8="http://schemas.microsoft.com/office/drawing/2016/5/14/chartex" xmlns:mc="http://schemas.openxmlformats.org/markup-compatibility/2006" xmlns:aink="http://schemas.microsoft.com/office/drawing/2016/ink" xmlns:am3d="http://schemas.microsoft.com/office/drawing/2017/model3d" xmlns:o="urn:schemas-microsoft-com:office:office" xmlns:oel="http://schemas.microsoft.com/office/2019/extlst" xmlns:r="http://schemas.openxmlformats.org/officeDocument/2006/relationships" xmlns:m="http://schemas.openxmlformats.org/officeDocument/2006/math" xmlns:v="urn:schemas-microsoft-com:vml" xmlns:wp14="http://schemas.microsoft.com/office/word/2010/wordprocessingDrawing" xmlns:wp="http://schemas.openxmlformats.org/drawingml/2006/wordprocessingDrawing" xmlns:w10="urn:schemas-microsoft-com:office:word" xmlns:w="http://schemas.openxmlformats.org/wordprocessingml/2006/main" xmlns:w14="http://schemas.microsoft.com/office/word/2010/wordml" xmlns:w15="http://schemas.microsoft.com/office/word/2012/wordml" xmlns:w16cex="http://schemas.microsoft.com/office/word/2018/wordml/cex" xmlns:w16cid="http://schemas.microsoft.com/office/word/2016/wordml/cid" xmlns:w16="http://schemas.microsoft.com/office/word/2018/wordml" xmlns:w16du="http://schemas.microsoft.com/office/word/2023/wordml/word16du" xmlns:w16sdtdh="http://schemas.microsoft.com/office/word/2020/wordml/sdtdatahash" xmlns:w16se="http://schemas.microsoft.com/office/word/2015/wordml/symex" xmlns:wpg="http://schemas.microsoft.com/office/word/2010/wordprocessingGroup" xmlns:wpi="http://schemas.microsoft.com/office/word/2010/wordprocessingInk" xmlns:wne="http://schemas.microsoft.com/office/word/2006/wordml" xmlns:wps="http://schemas.microsoft.com/office/word/2010/wordprocessingShape" mc:Ignorable="w14 w15 w16se w16cid w16 w16cex w16sdtdh w16du wp14">
   <w:tbl>
     <w:tblPr>
@@ -6218,33 +5396,14 @@
           <w:tcW w:w="6379" w:type="dxa"/>
         </w:tcPr>
         <w:p>
+          <w:proofErr w:type="spellStart"/>
           <w:r>
             <w:rPr>
               <w:b/>
             </w:rPr>
-            <w:fldChar w:fldCharType="begin"/>
+            <w:t>SmartCarShare</w:t>
           </w:r>
-          <w:r>
-            <w:rPr>
-              <w:b/>
-            </w:rPr>
-            <w:instrText xml:space="preserve"> SUBJECT  \* MERGEFORMAT </w:instrText>
-          </w:r>
-          <w:r>
-            <w:rPr>
-              <w:b/>
-            </w:rPr>
-            <w:fldChar w:fldCharType="separate"/>
-          </w:r>
-          <w:r>
-            <w:t>&lt;Project Name&gt;</w:t>
-          </w:r>
-          <w:r>
-            <w:rPr>
-              <w:b/>
-            </w:rPr>
-            <w:fldChar w:fldCharType="end"/>
-          </w:r>
+          <w:proofErr w:type="spellEnd"/>
         </w:p>
       </w:tc>
       <w:tc>
@@ -6271,11 +5430,14 @@
           <w:tcW w:w="6379" w:type="dxa"/>
         </w:tcPr>
         <w:p>
-          <w:fldSimple w:instr=" TITLE  \* MERGEFORMAT ">
-            <w:r>
-              <w:t>Vision</w:t>
-            </w:r>
-          </w:fldSimple>
+          <w:pPr>
+            <w:tabs>
+              <w:tab w:val="left" w:pos="1155"/>
+            </w:tabs>
+          </w:pPr>
+          <w:r>
+            <w:t>Car Rental</w:t>
+          </w:r>
         </w:p>
       </w:tc>
       <w:tc>
@@ -6284,30 +5446,15 @@
         </w:tcPr>
         <w:p>
           <w:r>
-            <w:t xml:space="preserve">  Date:  &lt;dd/mmm/</w:t>
+            <w:t xml:space="preserve">  Date:  </w:t>
           </w:r>
-          <w:proofErr w:type="spellStart"/>
           <w:r>
-            <w:t>yy</w:t>
-          </w:r>
-          <w:proofErr w:type="spellEnd"/>
-          <w:r>
-            <w:t>&gt;</w:t>
+            <w:t>10/06/2024</w:t>
           </w:r>
         </w:p>
       </w:tc>
     </w:tr>
   </w:tbl>
-  <w:p>
-    <w:pPr>
-      <w:pStyle w:val="Header"/>
-    </w:pPr>
-  </w:p>
-</w:hdr>
-</file>
-
-<file path=word/header3.xml><?xml version="1.0" encoding="utf-8"?>
-<w:hdr xmlns:wpc="http://schemas.microsoft.com/office/word/2010/wordprocessingCanvas" xmlns:cx="http://schemas.microsoft.com/office/drawing/2014/chartex" xmlns:cx1="http://schemas.microsoft.com/office/drawing/2015/9/8/chartex" xmlns:cx2="http://schemas.microsoft.com/office/drawing/2015/10/21/chartex" xmlns:cx3="http://schemas.microsoft.com/office/drawing/2016/5/9/chartex" xmlns:cx4="http://schemas.microsoft.com/office/drawing/2016/5/10/chartex" xmlns:cx5="http://schemas.microsoft.com/office/drawing/2016/5/11/chartex" xmlns:cx6="http://schemas.microsoft.com/office/drawing/2016/5/12/chartex" xmlns:cx7="http://schemas.microsoft.com/office/drawing/2016/5/13/chartex" xmlns:cx8="http://schemas.microsoft.com/office/drawing/2016/5/14/chartex" xmlns:mc="http://schemas.openxmlformats.org/markup-compatibility/2006" xmlns:aink="http://schemas.microsoft.com/office/drawing/2016/ink" xmlns:am3d="http://schemas.microsoft.com/office/drawing/2017/model3d" xmlns:o="urn:schemas-microsoft-com:office:office" xmlns:oel="http://schemas.microsoft.com/office/2019/extlst" xmlns:r="http://schemas.openxmlformats.org/officeDocument/2006/relationships" xmlns:m="http://schemas.openxmlformats.org/officeDocument/2006/math" xmlns:v="urn:schemas-microsoft-com:vml" xmlns:wp14="http://schemas.microsoft.com/office/word/2010/wordprocessingDrawing" xmlns:wp="http://schemas.openxmlformats.org/drawingml/2006/wordprocessingDrawing" xmlns:w10="urn:schemas-microsoft-com:office:word" xmlns:w="http://schemas.openxmlformats.org/wordprocessingml/2006/main" xmlns:w14="http://schemas.microsoft.com/office/word/2010/wordml" xmlns:w15="http://schemas.microsoft.com/office/word/2012/wordml" xmlns:w16cex="http://schemas.microsoft.com/office/word/2018/wordml/cex" xmlns:w16cid="http://schemas.microsoft.com/office/word/2016/wordml/cid" xmlns:w16="http://schemas.microsoft.com/office/word/2018/wordml" xmlns:w16du="http://schemas.microsoft.com/office/word/2023/wordml/word16du" xmlns:w16sdtdh="http://schemas.microsoft.com/office/word/2020/wordml/sdtdatahash" xmlns:w16se="http://schemas.microsoft.com/office/word/2015/wordml/symex" xmlns:wpg="http://schemas.microsoft.com/office/word/2010/wordprocessingGroup" xmlns:wpi="http://schemas.microsoft.com/office/word/2010/wordprocessingInk" xmlns:wne="http://schemas.microsoft.com/office/word/2006/wordml" xmlns:wps="http://schemas.microsoft.com/office/word/2010/wordprocessingShape" mc:Ignorable="w14 w15 w16se w16cid w16 w16cex w16sdtdh w16du wp14">
   <w:p>
     <w:pPr>
       <w:pStyle w:val="Header"/>
